--- a/Operator_Guides/Connector_Platform_Gap_Analysis.docx
+++ b/Operator_Guides/Connector_Platform_Gap_Analysis.docx
@@ -187,7 +187,7 @@
                 <w:color w:val="202020"/>
                 <w:sz w:val="20"/>
               </w:rPr>
-              <w:t>5 connectors · 572 C# files · 123,080 lines of code · 3,389 tests green</w:t>
+              <w:t>5 connectors on one shared Connector.Chassis 1.18.0 · 350 C# files · 94,940 lines of production source · 5,445 tests green · 67 declared divergences</w:t>
             </w:r>
           </w:p>
         </w:tc>
@@ -459,7 +459,7 @@
         <w:rPr>
           <w:color w:val="202020"/>
         </w:rPr>
-        <w:t xml:space="preserve"> the five production connectors (Salesforce, Clarizen, Seismic, Altrata, Hadoop BDH) — 572 C# files, 123,080 lines of code, 3,389 automated tests green, on a shared self-contained chassis.</w:t>
+        <w:t xml:space="preserve"> the five production connectors (Salesforce, Clarizen, Seismic, Altrata, Hadoop BDH), built on one shared Connector.Chassis project (1.18.0) that all five reference directly — 350 C# files and 94,940 lines of production source across the chassis and the five connectors (647 files and 204,654 lines including tests and tooling), and 5,445 automated tests green, identically on Windows and Linux. One shared chassis does not mean everything is shared: 9 of its 23 modules are fully shared, and 67 per-connector divergences remain, each declared in a register that CI fails on.</w:t>
       </w:r>
     </w:p>
     <w:p>
@@ -1217,7 +1217,7 @@
                 <w:color w:val="202020"/>
                 <w:sz w:val="19"/>
               </w:rPr>
-              <w:t>11 capabilities</w:t>
+              <w:t>10 capabilities</w:t>
             </w:r>
           </w:p>
         </w:tc>
@@ -1231,7 +1231,7 @@
                 <w:color w:val="202020"/>
                 <w:sz w:val="19"/>
               </w:rPr>
-              <w:t>Pipeline, resilience, observability and supply-chain controls</w:t>
+              <w:t>Pipeline, resilience and observability controls; supply-chain signing is designed but never run</w:t>
             </w:r>
           </w:p>
         </w:tc>
@@ -1269,7 +1269,7 @@
         <w:rPr>
           <w:color w:val="202020"/>
         </w:rPr>
-        <w:t xml:space="preserve"> The one genuinely new risk class this platform introduces. Ingested documents become Copilot grounding context, so a malicious file is an attack on every user who asks a related question. Nothing is implemented today.</w:t>
+        <w:t xml:space="preserve"> The one genuinely new risk class this platform introduces. Ingested documents become Copilot grounding context, so a malicious file is an attack on every user who asks a related question. Three of the five connectors — Clarizen, Seismic and Altrata — now ship a ContentGate stage, but it is inert unless CONTENT_GATE is set, and Salesforce and Hadoop BDH have no content inspection at all.</w:t>
       </w:r>
     </w:p>
     <w:p>
@@ -1288,7 +1288,7 @@
         <w:rPr>
           <w:color w:val="202020"/>
         </w:rPr>
-        <w:t xml:space="preserve"> Salesforce field-level security is unenforced and Hadoop authorisation is coarse. Both are live over-sharing exposures — the exact failure mode the platform's design principle promises to prevent.</w:t>
+        <w:t xml:space="preserve"> Salesforce field-level security is now fetched and enforced by default, with residual limits recorded in the connector's own documentation; the Hadoop BDH mirror of the same records restricts no columns, and Hadoop authorisation remains coarse. What is left is still a live over-sharing exposure — the exact failure mode the platform's design principle promises to prevent.</w:t>
       </w:r>
     </w:p>
     <w:p>
@@ -1344,7 +1344,7 @@
                 <w:color w:val="202020"/>
                 <w:sz w:val="20"/>
               </w:rPr>
-              <w:t xml:space="preserve">The platform's foundations are strong: ACL trimming, semantic labels, dead-letter and retry, circuit breakers, OpenTelemetry, signed artefacts and idempotent replay are all delivered and tested. The gaps concentrate in </w:t>
+              <w:t xml:space="preserve">The platform's foundations are strong: ACL trimming, semantic labels, dead-letter and retry, circuit breakers, OpenTelemetry and idempotent replay are all delivered and tested, on one shared chassis. The gaps concentrate in </w:t>
             </w:r>
             <w:r>
               <w:rPr>
@@ -1576,14 +1576,14 @@
                 <w:color w:val="202020"/>
                 <w:sz w:val="19"/>
               </w:rPr>
-              <w:t>Not implemented.</w:t>
-            </w:r>
-            <w:r>
-              <w:rPr>
-                <w:color w:val="202020"/>
-                <w:sz w:val="19"/>
-              </w:rPr>
-              <w:t xml:space="preserve"> No scanning of any kind exists in the pipeline</w:t>
+              <w:t>Partly implemented, and opt-in.</w:t>
+            </w:r>
+            <w:r>
+              <w:rPr>
+                <w:color w:val="202020"/>
+                <w:sz w:val="19"/>
+              </w:rPr>
+              <w:t xml:space="preserve"> Clarizen, Seismic and Altrata each ship a ContentGate stage that screens the indexed text for injection patterns and routes a positive verdict to the existing dead-letter queue, with a decision-ledger entry, a metric and an alert. Clarizen and Seismic also carry an ICAP malware scanner on the binary path; Altrata deliberately carries none, because it ingests no binary content. The gate is off unless CONTENT_GATE is set, the binary channel is unwired unless CONTENT_GATE_ICAP_URL names a scanner, and the text channel fails open by default. Salesforce and Hadoop BDH have no scanning of any kind</w:t>
             </w:r>
           </w:p>
         </w:tc>
@@ -1798,7 +1798,7 @@
                 <w:color w:val="202020"/>
                 <w:sz w:val="20"/>
               </w:rPr>
-              <w:t>Scope it as a chassis stage implemented once and carried by each connector's own copy, matching how every other shared capability is delivered. The dead-letter, metrics and alerting paths it depends on are already built and hardened.</w:t>
+              <w:t>Do not scope it as a sixth copy. There is one Connector.Chassis project and all five connectors reference it directly, so the cheapest honest route for the two that lack a gate — Salesforce and Hadoop BDH — is to lift the stage the other three already run into the chassis and consume it from there, retiring three divergences instead of adding two. The dead-letter, metrics and alerting paths it depends on are already built and hardened.</w:t>
             </w:r>
           </w:p>
         </w:tc>
@@ -1817,7 +1817,7 @@
         <w:rPr>
           <w:color w:val="2E5496"/>
         </w:rPr>
-        <w:t>3.2 G2 — Salesforce field-level security is not enforced</w:t>
+        <w:t>3.2 G2 — Field-level security: enforced at Salesforce, open on the Hadoop mirror</w:t>
       </w:r>
     </w:p>
     <w:tbl>
@@ -1983,7 +1983,7 @@
                 <w:color w:val="202020"/>
                 <w:sz w:val="19"/>
               </w:rPr>
-              <w:t xml:space="preserve">Record-level sharing is reproduced faithfully (org-wide defaults, role hierarchy, sharing rules, groups, queues). Field-level security appears only as a documentation mention — </w:t>
+              <w:t xml:space="preserve">Closed at Salesforce, open on the mirror. Record-level sharing is reproduced faithfully (org-wide defaults, role hierarchy, sharing rules, groups, queues), and field-level security is now read from FieldPermissions — with a describe fallback, a cached snapshot and an audit manifest per crawl — then applied at conversion time to the Graph properties and the searchable content body alike. FLS_ENFORCEMENT defaults on and FLS_MODE defaults to strict, the least-privilege union. Residual limits are documented rather than hidden (docs/FLS.md): the union is scoped per object rather than per item, non-address compounds are suppressed rather than assembled, multi-hop relationship paths are dropped, permissions are re-read only every FLS_CACHE_TTL_HOURS (24 by default), and a FieldPermissions query that returns no rows is flagged as a suspected fail-open rather than treated as a drop. On the Hadoop BDH mirror the gap is untouched: the connector has the enforcement mechanism (per-column drop / mask at conversion), but </w:t>
             </w:r>
             <w:r>
               <w:rPr>
@@ -1991,7 +1991,7 @@
                 <w:color w:val="202020"/>
                 <w:sz w:val="19"/>
               </w:rPr>
-              <w:t>it is not evaluated</w:t>
+              <w:t>the policy data is hand-authored and the shipped configuration restricts no column</w:t>
             </w:r>
           </w:p>
         </w:tc>
@@ -2023,7 +2023,7 @@
                 <w:color w:val="202020"/>
                 <w:sz w:val="19"/>
               </w:rPr>
-              <w:t xml:space="preserve">A user permitted to see a record sees </w:t>
+              <w:t xml:space="preserve">On Hadoop BDH, a user permitted to see a mirrored record sees </w:t>
             </w:r>
             <w:r>
               <w:rPr>
@@ -2031,14 +2031,14 @@
                 <w:color w:val="202020"/>
                 <w:sz w:val="19"/>
               </w:rPr>
-              <w:t>every indexed field on it</w:t>
-            </w:r>
-            <w:r>
-              <w:rPr>
-                <w:color w:val="202020"/>
-                <w:sz w:val="19"/>
-              </w:rPr>
-              <w:t>, including fields Salesforce itself would hide. Compensation, margin and similar restricted fields are the usual casualties</w:t>
+              <w:t>every indexed column on it</w:t>
+            </w:r>
+            <w:r>
+              <w:rPr>
+                <w:color w:val="202020"/>
+                <w:sz w:val="19"/>
+              </w:rPr>
+              <w:t>, including fields Salesforce itself would hide. Compensation, margin and similar restricted fields are the usual casualties. At Salesforce the same exposure is now closed by default, and re-opens only if an operator sets FLS_ENFORCEMENT=false or FLS_MODE=permissive</w:t>
             </w:r>
           </w:p>
         </w:tc>
@@ -2069,7 +2069,7 @@
         <w:rPr>
           <w:color w:val="202020"/>
         </w:rPr>
-        <w:t>Read field-level permissions from the describe API per profile and permission set, and cache them alongside the existing principal mappings.</w:t>
+        <w:t>Carry the Salesforce decisions onto the mirror: feed Hadoop BDH's per-column policies from the FLS manifest each Salesforce crawl already writes, instead of leaving them hand-authored and empty.</w:t>
       </w:r>
     </w:p>
     <w:p>
@@ -2081,20 +2081,20 @@
         <w:rPr>
           <w:color w:val="202020"/>
         </w:rPr>
-        <w:t xml:space="preserve">Drop non-permitted fields </w:t>
+        <w:t xml:space="preserve">Alert on the two documented fail-open signals rather than only logging them: the </w:t>
       </w:r>
       <w:r>
         <w:rPr>
           <w:b/>
           <w:color w:val="202020"/>
         </w:rPr>
-        <w:t>at transform time</w:t>
+        <w:t>suspectedFailOpen</w:t>
       </w:r>
       <w:r>
         <w:rPr>
           <w:color w:val="202020"/>
         </w:rPr>
-        <w:t>, before the item is built — not at query time.</w:t>
+        <w:t xml:space="preserve"> array in the FLS manifest, and the ingest-time error raised when FLS resolution throws and the crawl proceeds without the fetched restrictions.</w:t>
       </w:r>
     </w:p>
     <w:p>
@@ -2106,7 +2106,7 @@
         <w:rPr>
           <w:color w:val="202020"/>
         </w:rPr>
-        <w:t>Where a field is visible to some principals and not others, either omit it from the index or split the item; document the chosen rule explicitly.</w:t>
+        <w:t>Hold FLS_ENFORCEMENT on and FLS_MODE at strict in every environment. Both escape hatches are documented, and both re-open the exposure: permissive can expose a field Salesforce would deny, so it should require named sign-off rather than a configuration change.</w:t>
       </w:r>
     </w:p>
     <w:p>
@@ -2118,20 +2118,20 @@
         <w:rPr>
           <w:color w:val="202020"/>
         </w:rPr>
-        <w:t xml:space="preserve">Extend the existing two-differently-permissioned-users ACL proof to assert </w:t>
+        <w:t xml:space="preserve">Close or explicitly accept the residual limits recorded in docs/FLS.md. The sharpest operationally is the </w:t>
       </w:r>
       <w:r>
         <w:rPr>
           <w:b/>
           <w:color w:val="202020"/>
         </w:rPr>
-        <w:t>field</w:t>
+        <w:t>24-hour</w:t>
       </w:r>
       <w:r>
         <w:rPr>
           <w:color w:val="202020"/>
         </w:rPr>
-        <w:t xml:space="preserve"> visibility, not just record visibility.</w:t>
+        <w:t xml:space="preserve"> permission cache: a field restricted in Salesforce mid-window stays indexed until the next fetch.</w:t>
       </w:r>
     </w:p>
     <w:tbl>
@@ -2168,7 +2168,7 @@
                 <w:color w:val="202020"/>
                 <w:sz w:val="20"/>
               </w:rPr>
-              <w:t xml:space="preserve">This gap is live even though the Salesforce connector is deferred from deployment, because the Hadoop BDH connector indexes the same Salesforce records against </w:t>
+              <w:t xml:space="preserve">What remains of this gap is live even though the Salesforce connector is deferred from deployment, and closing field-level security at Salesforce did not close it, because the Hadoop BDH connector indexes the same Salesforce records against </w:t>
             </w:r>
             <w:r>
               <w:rPr>
@@ -5514,7 +5514,7 @@
                 <w:color w:val="202020"/>
                 <w:sz w:val="19"/>
               </w:rPr>
-              <w:t>CycloneDX SBOM with Authenticode/cosign signing in the release pipeline</w:t>
+              <w:t>Designed, not yet running: CycloneDX SBOM and Authenticode/cosign signing are defined in a release workflow per connector, but those files sit under each connector's own .github directory, which GitHub does not execute. No signed artefact has been produced, and the repository holds no tag or release</w:t>
             </w:r>
           </w:p>
         </w:tc>
@@ -5838,7 +5838,7 @@
                 <w:color w:val="202020"/>
                 <w:sz w:val="19"/>
               </w:rPr>
-              <w:t>●</w:t>
+              <w:t>◐</w:t>
             </w:r>
           </w:p>
         </w:tc>
@@ -5852,7 +5852,7 @@
                 <w:color w:val="202020"/>
                 <w:sz w:val="19"/>
               </w:rPr>
-              <w:t>●</w:t>
+              <w:t>◐</w:t>
             </w:r>
           </w:p>
         </w:tc>
@@ -5866,7 +5866,7 @@
                 <w:color w:val="202020"/>
                 <w:sz w:val="19"/>
               </w:rPr>
-              <w:t>●</w:t>
+              <w:t>◐</w:t>
             </w:r>
           </w:p>
         </w:tc>
@@ -5912,7 +5912,7 @@
                 <w:color w:val="202020"/>
                 <w:sz w:val="19"/>
               </w:rPr>
-              <w:t>Field-level security not enforced</w:t>
+              <w:t>Field-level security not enforced on the mirror</w:t>
             </w:r>
           </w:p>
         </w:tc>
@@ -5927,7 +5927,7 @@
                 <w:color w:val="202020"/>
                 <w:sz w:val="19"/>
               </w:rPr>
-              <w:t>●</w:t>
+              <w:t>◐</w:t>
             </w:r>
           </w:p>
         </w:tc>
@@ -5987,7 +5987,7 @@
                 <w:color w:val="202020"/>
                 <w:sz w:val="19"/>
               </w:rPr>
-              <w:t>◐</w:t>
+              <w:t>●</w:t>
             </w:r>
           </w:p>
         </w:tc>
@@ -7481,7 +7481,7 @@
                 <w:color w:val="202020"/>
                 <w:sz w:val="20"/>
               </w:rPr>
-              <w:t>● applies · ◐ applies conditionally (G2 on Hadoop via the Salesforce mirror; G14 partially met by correlation ids; G15 only if live Salesforce is reinstated) · — not applicable.</w:t>
+              <w:t>● applies · ◐ applies conditionally (G1 on Clarizen, Seismic and Altrata, which ship a ContentGate stage that is off unless CONTENT_GATE is set; G2 on Salesforce, where enforcement is on by default and only the documented residual limits remain; G14 partially met by correlation ids; G15 only if live Salesforce is reinstated) · — not applicable.</w:t>
             </w:r>
           </w:p>
         </w:tc>
@@ -7519,7 +7519,7 @@
         <w:rPr>
           <w:color w:val="202020"/>
         </w:rPr>
-        <w:t xml:space="preserve"> G1 (scanning), G2 (field-level security) and G4 (Kerberos, if Hadoop is in the pilot wave). G1 and G2 are exposures that exist the moment content is indexed; G4 prevents onboarding altogether.</w:t>
+        <w:t xml:space="preserve"> G1 (scanning — Salesforce and Hadoop BDH have none, and the gate the other three ship is inert until CONTENT_GATE is set), G2 (the Hadoop BDH column restrictions; the Salesforce half is closed) and G4 (Kerberos, if Hadoop is in the pilot wave). What is left of G1 and G2 are exposures that exist the moment content is indexed; G4 prevents onboarding altogether.</w:t>
       </w:r>
     </w:p>
     <w:p>
